--- a/outputs/hill/Moin_Akhtar_cv.docx
+++ b/outputs/hill/Moin_Akhtar_cv.docx
@@ -292,7 +292,6 @@
           <w:p>
             <w:pPr>
               <w:pStyle w:val="SideBarText"/>
-              <w:spacing w:line="240" w:lineRule="auto"/>
               <w:jc w:val="both"/>
               <w:rPr>
                 <w:color w:val="000000" w:themeColor="text1"/>
@@ -302,47 +301,7 @@
               <w:rPr>
                 <w:color w:val="000000" w:themeColor="text1"/>
               </w:rPr>
-              <w:t xml:space="preserve"/>
-            </w:r>
-          </w:p>
-          <w:p>
-            <w:pPr>
-              <w:pStyle w:val="SideBarText"/>
-              <w:spacing w:line="240" w:lineRule="auto"/>
-              <w:jc w:val="both"/>
-              <w:rPr>
-                <w:b/>
-                <w:bCs/>
-                <w:color w:val="000000" w:themeColor="text1"/>
-              </w:rPr>
-            </w:pPr>
-            <w:r>
-              <w:rPr>
-                <w:b/>
-                <w:bCs/>
-                <w:color w:val="000000" w:themeColor="text1"/>
-              </w:rPr>
-              <w:t xml:space="preserve">DIPLOMA (Electrical &amp; Electronics Engineering)</w:t>
-            </w:r>
-          </w:p>
-          <w:p>
-            <w:pPr>
-              <w:pStyle w:val="SideBarText"/>
-              <w:spacing w:line="240" w:lineRule="auto"/>
-              <w:jc w:val="both"/>
-              <w:rPr>
-                <w:b/>
-                <w:bCs/>
-                <w:color w:val="000000" w:themeColor="text1"/>
-              </w:rPr>
-            </w:pPr>
-            <w:r>
-              <w:rPr>
-                <w:b/>
-                <w:bCs/>
-                <w:color w:val="000000" w:themeColor="text1"/>
-              </w:rPr>
-              <w:t xml:space="preserve">Al- Falah University, Faridabad (Haryana)</w:t>
+              <w:t xml:space="preserve">DIPLOMA (Electrical &amp; Electronics Engineering), Al- Falah University, Faridabad (Haryana), 2017</w:t>
             </w:r>
           </w:p>
           <w:p>
@@ -358,25 +317,7 @@
               <w:rPr>
                 <w:color w:val="000000" w:themeColor="text1"/>
               </w:rPr>
-              <w:t xml:space="preserve">2017</w:t>
-            </w:r>
-          </w:p>
-          <w:p>
-            <w:pPr>
-              <w:pStyle w:val="SideBarText"/>
-              <w:spacing w:line="240" w:lineRule="auto"/>
-              <w:jc w:val="both"/>
-              <w:rPr>
-                <w:b/>
-                <w:bCs/>
-                <w:color w:val="000000" w:themeColor="text1"/>
-              </w:rPr>
-            </w:pPr>
-            <w:r>
-              <w:rPr>
-                <w:color w:val="000000" w:themeColor="text1"/>
-              </w:rPr>
-              <w:t xml:space="preserve">Faridabad, Haryana</w:t>
+              <w:t xml:space="preserve">12th (Intermediate), BSEB Patna, Bihar, 2013</w:t>
             </w:r>
           </w:p>
           <w:p>
@@ -392,171 +333,7 @@
               <w:rPr>
                 <w:color w:val="000000" w:themeColor="text1"/>
               </w:rPr>
-              <w:t xml:space="preserve"/>
-            </w:r>
-          </w:p>
-          <w:p>
-            <w:pPr>
-              <w:pStyle w:val="SideBarText"/>
-              <w:spacing w:line="240" w:lineRule="auto"/>
-              <w:jc w:val="both"/>
-              <w:rPr>
-                <w:b/>
-                <w:bCs/>
-                <w:color w:val="000000" w:themeColor="text1"/>
-              </w:rPr>
-            </w:pPr>
-            <w:r>
-              <w:rPr>
-                <w:b/>
-                <w:bCs/>
-                <w:color w:val="000000" w:themeColor="text1"/>
-              </w:rPr>
-              <w:t xml:space="preserve">12th (Intermediate)</w:t>
-            </w:r>
-          </w:p>
-          <w:p>
-            <w:pPr>
-              <w:pStyle w:val="SideBarText"/>
-              <w:spacing w:line="240" w:lineRule="auto"/>
-              <w:jc w:val="both"/>
-              <w:rPr>
-                <w:b/>
-                <w:bCs/>
-                <w:color w:val="000000" w:themeColor="text1"/>
-              </w:rPr>
-            </w:pPr>
-            <w:r>
-              <w:rPr>
-                <w:b/>
-                <w:bCs/>
-                <w:color w:val="000000" w:themeColor="text1"/>
-              </w:rPr>
-              <w:t xml:space="preserve">BSEB Patna, Bihar</w:t>
-            </w:r>
-          </w:p>
-          <w:p>
-            <w:pPr>
-              <w:pStyle w:val="SideBarText"/>
-              <w:spacing w:line="240" w:lineRule="auto"/>
-              <w:jc w:val="both"/>
-              <w:rPr>
-                <w:color w:val="000000" w:themeColor="text1"/>
-              </w:rPr>
-            </w:pPr>
-            <w:r>
-              <w:rPr>
-                <w:color w:val="000000" w:themeColor="text1"/>
-              </w:rPr>
-              <w:t xml:space="preserve">2013</w:t>
-            </w:r>
-          </w:p>
-          <w:p>
-            <w:pPr>
-              <w:pStyle w:val="SideBarText"/>
-              <w:spacing w:line="240" w:lineRule="auto"/>
-              <w:jc w:val="both"/>
-              <w:rPr>
-                <w:b/>
-                <w:bCs/>
-                <w:color w:val="000000" w:themeColor="text1"/>
-              </w:rPr>
-            </w:pPr>
-            <w:r>
-              <w:rPr>
-                <w:color w:val="000000" w:themeColor="text1"/>
-              </w:rPr>
-              <w:t xml:space="preserve">Patna, Bihar</w:t>
-            </w:r>
-          </w:p>
-          <w:p>
-            <w:pPr>
-              <w:pStyle w:val="SideBarText"/>
-              <w:spacing w:line="240" w:lineRule="auto"/>
-              <w:jc w:val="both"/>
-              <w:rPr>
-                <w:color w:val="000000" w:themeColor="text1"/>
-              </w:rPr>
-            </w:pPr>
-            <w:r>
-              <w:rPr>
-                <w:color w:val="000000" w:themeColor="text1"/>
-              </w:rPr>
-              <w:t xml:space="preserve"/>
-            </w:r>
-          </w:p>
-          <w:p>
-            <w:pPr>
-              <w:pStyle w:val="SideBarText"/>
-              <w:spacing w:line="240" w:lineRule="auto"/>
-              <w:jc w:val="both"/>
-              <w:rPr>
-                <w:b/>
-                <w:bCs/>
-                <w:color w:val="000000" w:themeColor="text1"/>
-              </w:rPr>
-            </w:pPr>
-            <w:r>
-              <w:rPr>
-                <w:b/>
-                <w:bCs/>
-                <w:color w:val="000000" w:themeColor="text1"/>
-              </w:rPr>
-              <w:t xml:space="preserve">10th (High School)</w:t>
-            </w:r>
-          </w:p>
-          <w:p>
-            <w:pPr>
-              <w:pStyle w:val="SideBarText"/>
-              <w:spacing w:line="240" w:lineRule="auto"/>
-              <w:jc w:val="both"/>
-              <w:rPr>
-                <w:b/>
-                <w:bCs/>
-                <w:color w:val="000000" w:themeColor="text1"/>
-              </w:rPr>
-            </w:pPr>
-            <w:r>
-              <w:rPr>
-                <w:b/>
-                <w:bCs/>
-                <w:color w:val="000000" w:themeColor="text1"/>
-              </w:rPr>
-              <w:t xml:space="preserve">BSEB Patna, Bihar</w:t>
-            </w:r>
-          </w:p>
-          <w:p>
-            <w:pPr>
-              <w:pStyle w:val="SideBarText"/>
-              <w:spacing w:line="240" w:lineRule="auto"/>
-              <w:jc w:val="both"/>
-              <w:rPr>
-                <w:color w:val="000000" w:themeColor="text1"/>
-              </w:rPr>
-            </w:pPr>
-            <w:r>
-              <w:rPr>
-                <w:color w:val="000000" w:themeColor="text1"/>
-              </w:rPr>
-              <w:t xml:space="preserve">2011</w:t>
-            </w:r>
-          </w:p>
-          <w:p>
-            <w:pPr>
-              <w:pStyle w:val="SideBarText"/>
-              <w:spacing w:line="240" w:lineRule="auto"/>
-              <w:jc w:val="both"/>
-              <w:rPr>
-                <w:b/>
-                <w:bCs/>
-                <w:color w:val="000000" w:themeColor="text1"/>
-              </w:rPr>
-            </w:pPr>
-            <w:r>
-              <w:rPr>
-                <w:color w:val="000000" w:themeColor="text1"/>
-              </w:rPr>
-              <w:t xml:space="preserve">Patna, Bihar</w:t>
+              <w:t xml:space="preserve">10th (High School), BSEB Patna, Bihar, 2011</w:t>
             </w:r>
           </w:p>
           <w:p>
@@ -823,6 +600,21 @@
           <w:p>
             <w:pPr>
               <w:pStyle w:val="SideBarText"/>
+              <w:jc w:val="both"/>
+              <w:rPr>
+                <w:color w:val="000000" w:themeColor="text1"/>
+              </w:rPr>
+            </w:pPr>
+            <w:r>
+              <w:rPr>
+                <w:color w:val="000000" w:themeColor="text1"/>
+              </w:rPr>
+              <w:t xml:space="preserve"/>
+            </w:r>
+          </w:p>
+          <w:p>
+            <w:pPr>
+              <w:pStyle w:val="SideBarText"/>
               <w:spacing w:line="240" w:lineRule="auto"/>
               <w:jc w:val="both"/>
               <w:rPr>
@@ -833,7 +625,7 @@
               <w:rPr>
                 <w:color w:val="000000" w:themeColor="text1"/>
               </w:rPr>
-              <w:t xml:space="preserve">Electrical &amp; Electronics Engineering, MS Office, Auto cad, PLC SCADA AND VFD, Engineer of the Year award in 2019</w:t>
+              <w:t xml:space="preserve"/>
             </w:r>
           </w:p>
         </w:tc>
@@ -897,7 +689,7 @@
           <w:sz w:val="22"/>
           <w:szCs w:val="22"/>
         </w:rPr>
-        <w:t xml:space="preserve">About 9 Years of experience in Commercial, Residential, Hotel, Metro Elevated station &amp; Depot project etc., Experience in All Electrical Works (HV &amp; LV), project management &amp; team leadership, Client relationship building and stakeholder management, Total experience of around 9 years, Major domains include Electrical &amp; Electronics Engineering, Management experience in team leadership and stakeholder management, Technical expertise in MS Office, Auto cad, PLC SCADA AND VFD, Important achievements include Engineer of the Year award in 2019</w:t>
+        <w:t xml:space="preserve">About 9 Years of experience in Commercial, Residential, Hotel, Metro Elevated station &amp; Depot project etc. Experience in All Electrical Works (HV &amp; LV) like Control panel installation &amp; termination, termination of cable, cable pulling, site execution, Abstract billing &amp; measurement RFI, documentations, site coordination, workmanship, Shop drawing and As-built drawings, project management &amp; team leadership, Client relationship building and stakeholder management.</w:t>
       </w:r>
     </w:p>
     <w:p>
@@ -977,7 +769,7 @@
           <w:sz w:val="22"/>
           <w:szCs w:val="22"/>
         </w:rPr>
-        <w:t xml:space="preserve">April 2025 to till now | V K BUILDING SERVICES PVT LTD</w:t>
+        <w:t xml:space="preserve">April 2025 to till now | SURAT METRO RAIL PROJECT (ELEVATED STATIONS)</w:t>
       </w:r>
     </w:p>
     <w:p>
@@ -1046,7 +838,7 @@
           <w:sz w:val="22"/>
           <w:szCs w:val="22"/>
         </w:rPr>
-        <w:t xml:space="preserve">Project description/summary: SURAT METRO RAIL PROJECT (ELEVATED STATIONS) </w:t>
+        <w:t xml:space="preserve">Project description/summary: Working on SURAT METRO RAIL PROJECT (ELEVATED STATIONS) as E&amp;M Site engineer </w:t>
       </w:r>
     </w:p>
     <w:p>
@@ -2000,7 +1792,7 @@
           <w:sz w:val="22"/>
           <w:szCs w:val="22"/>
         </w:rPr>
-        <w:t xml:space="preserve">August 2022 to April 2025 | KSM Bashir Mohd. &amp; Sons</w:t>
+        <w:t xml:space="preserve">August 2022 to April 2025 | Rolling Stock Depot Cum Workshop Metro Rail Project (MPMRCL)</w:t>
       </w:r>
     </w:p>
     <w:p>
@@ -2025,7 +1817,7 @@
           <w:sz w:val="22"/>
           <w:szCs w:val="22"/>
         </w:rPr>
-        <w:t xml:space="preserve">Indore</w:t>
+        <w:t xml:space="preserve">Gandhi Nager, Indore, (MP)</w:t>
       </w:r>
       <w:r>
         <w:rPr>
@@ -2069,7 +1861,7 @@
           <w:sz w:val="22"/>
           <w:szCs w:val="22"/>
         </w:rPr>
-        <w:t xml:space="preserve">Project description/summary: Rolling Stock Depot Cum Workshop Metro Rail Project (MPMRCL), Gandhi Nager, Indore, (MP) </w:t>
+        <w:t xml:space="preserve">Project description/summary: Working on Rolling Stock Depot Cum Workshop Metro Rail Project (MPMRCL) as E&amp;M Site Engineer </w:t>
       </w:r>
     </w:p>
     <w:p>
@@ -2929,7 +2721,7 @@
           <w:sz w:val="22"/>
           <w:szCs w:val="22"/>
         </w:rPr>
-        <w:t xml:space="preserve">May 2017 to July 2022 | Turnkey Electrical Engineers Pvt. Ltd</w:t>
+        <w:t xml:space="preserve">May 2017 to July 2022 | HDFC Bank, Gigaplex Airoli (Mumbai), Runwal Forest (High Rise Building), Kanjurmarg, Mumbai</w:t>
       </w:r>
     </w:p>
     <w:p>
@@ -2998,7 +2790,7 @@
           <w:sz w:val="22"/>
           <w:szCs w:val="22"/>
         </w:rPr>
-        <w:t xml:space="preserve">Project description/summary: HDFC Bank, Gigaplex Airoli (Mumbai), Runwal Forest (High Rise Building), Kanjurmarg, Mumbai </w:t>
+        <w:t xml:space="preserve">Project description/summary: Working on HDFC Bank, Gigaplex Airoli (Mumbai), Runwal Forest (High Rise Building), Kanjurmarg, Mumbai as Project Engineer </w:t>
       </w:r>
     </w:p>
     <w:p>
